--- a/paper/ArchGuard_IEEE_paper.docx
+++ b/paper/ArchGuard_IEEE_paper.docx
@@ -529,7 +529,7 @@
         <w:drawing>
           <wp:inline distT="0" distB="0" distL="0" distR="0">
             <wp:extent cx="2240280" cy="1473868"/>
-            <wp:docPr id="3197" name="Figure rIdFig1"/>
+            <wp:docPr id="7441" name="Figure rIdFig1"/>
             <a:graphic xmlns:a="http://purl.oclc.org/ooxml/drawingml/main">
               <a:graphicData uri="http://purl.oclc.org/ooxml/drawingml/picture">
                 <pic:pic xmlns:pic="http://purl.oclc.org/ooxml/drawingml/picture">
@@ -564,7 +564,7 @@
         <w:pStyle w:val="figurecaption"/>
       </w:pPr>
       <w:r>
-        <w:t xml:space="preserve">Analysis pipeline. Dashed labels mark the two inference inputs: version history for module boundaries and embeddings for the semantic layers.</w:t>
+        <w:t xml:space="preserve">Analysis pipeline. Italic labels mark the two inference inputs: version history for module boundaries and embeddings for the semantic layers. The score is the mean over active layers only.</w:t>
       </w:r>
     </w:p>
     <w:p>
@@ -2792,7 +2792,7 @@
         <w:drawing>
           <wp:inline distT="0" distB="0" distL="0" distR="0">
             <wp:extent cx="2240280" cy="1408363"/>
-            <wp:docPr id="4951" name="Figure rIdFig2"/>
+            <wp:docPr id="8928" name="Figure rIdFig2"/>
             <a:graphic xmlns:a="http://purl.oclc.org/ooxml/drawingml/main">
               <a:graphicData uri="http://purl.oclc.org/ooxml/drawingml/picture">
                 <pic:pic xmlns:pic="http://purl.oclc.org/ooxml/drawingml/picture">
@@ -2864,7 +2864,7 @@
         <w:drawing>
           <wp:inline distT="0" distB="0" distL="0" distR="0">
             <wp:extent cx="2240280" cy="1408363"/>
-            <wp:docPr id="8138" name="Figure rIdFig3"/>
+            <wp:docPr id="6609" name="Figure rIdFig3"/>
             <a:graphic xmlns:a="http://purl.oclc.org/ooxml/drawingml/main">
               <a:graphicData uri="http://purl.oclc.org/ooxml/drawingml/picture">
                 <pic:pic xmlns:pic="http://purl.oclc.org/ooxml/drawingml/picture">
